--- a/docs/exports/SPEC.docx
+++ b/docs/exports/SPEC.docx
@@ -162,6 +162,88 @@
       </w:r>
       <w:r>
         <w:t xml:space="preserve">.</w:t>
+      </w:r>
+    </w:p>
+    <w:p>
+      <w:pPr>
+        <w:pStyle w:val="BodyText"/>
+      </w:pPr>
+      <w:r>
+        <w:t xml:space="preserve">Above all it is a</w:t>
+      </w:r>
+      <w:r>
+        <w:t xml:space="preserve"> </w:t>
+      </w:r>
+      <w:r>
+        <w:rPr>
+          <w:b/>
+          <w:bCs/>
+        </w:rPr>
+        <w:t xml:space="preserve">relevance filter for the information-overloaded</w:t>
+      </w:r>
+      <w:r>
+        <w:t xml:space="preserve"> </w:t>
+      </w:r>
+      <w:r>
+        <w:t xml:space="preserve">(D-012): it ranks</w:t>
+      </w:r>
+      <w:r>
+        <w:t xml:space="preserve"> </w:t>
+      </w:r>
+      <w:r>
+        <w:t xml:space="preserve">every story by</w:t>
+      </w:r>
+      <w:r>
+        <w:t xml:space="preserve"> </w:t>
+      </w:r>
+      <w:r>
+        <w:rPr>
+          <w:i/>
+          <w:iCs/>
+        </w:rPr>
+        <w:t xml:space="preserve">economic impact × geographic proximity to a home region</w:t>
+      </w:r>
+      <w:r>
+        <w:t xml:space="preserve"> </w:t>
+      </w:r>
+      <w:r>
+        <w:t xml:space="preserve">(default:</w:t>
+      </w:r>
+      <w:r>
+        <w:t xml:space="preserve"> </w:t>
+      </w:r>
+      <w:r>
+        <w:t xml:space="preserve">Indonesia), surfacing what touches your wallet and daily life — oil, tariffs, inflation,</w:t>
+      </w:r>
+      <w:r>
+        <w:t xml:space="preserve"> </w:t>
+      </w:r>
+      <w:r>
+        <w:t xml:space="preserve">rates — and filtering out noise (celebrity/sports/entertainment). Identity:</w:t>
+      </w:r>
+      <w:r>
+        <w:t xml:space="preserve"> </w:t>
+      </w:r>
+      <w:r>
+        <w:rPr>
+          <w:i/>
+          <w:iCs/>
+        </w:rPr>
+        <w:t xml:space="preserve">world news</w:t>
+      </w:r>
+      <w:r>
+        <w:rPr>
+          <w:i/>
+          <w:iCs/>
+        </w:rPr>
+        <w:t xml:space="preserve"> </w:t>
+      </w:r>
+      <w:r>
+        <w:rPr>
+          <w:i/>
+          <w:iCs/>
+        </w:rPr>
+        <w:t xml:space="preserve">through an Indonesian economic lens.</w:t>
       </w:r>
     </w:p>
     <w:p>
@@ -898,6 +980,176 @@
         <w:pStyle w:val="BodyText"/>
       </w:pPr>
       <w:r>
+        <w:rPr>
+          <w:b/>
+          <w:bCs/>
+        </w:rPr>
+        <w:t xml:space="preserve">Relevance (D-012):</w:t>
+      </w:r>
+      <w:r>
+        <w:t xml:space="preserve"> </w:t>
+      </w:r>
+      <w:r>
+        <w:t xml:space="preserve">the Curator gathers/weights by</w:t>
+      </w:r>
+      <w:r>
+        <w:t xml:space="preserve"> </w:t>
+      </w:r>
+      <w:r>
+        <w:rPr>
+          <w:rStyle w:val="VerbatimChar"/>
+        </w:rPr>
+        <w:t xml:space="preserve">home_region</w:t>
+      </w:r>
+      <w:r>
+        <w:t xml:space="preserve"> </w:t>
+      </w:r>
+      <w:r>
+        <w:t xml:space="preserve">and filters noise; the</w:t>
+      </w:r>
+      <w:r>
+        <w:t xml:space="preserve"> </w:t>
+      </w:r>
+      <w:r>
+        <w:t xml:space="preserve">Markets/Editor steps set each story’s</w:t>
+      </w:r>
+      <w:r>
+        <w:t xml:space="preserve"> </w:t>
+      </w:r>
+      <w:r>
+        <w:rPr>
+          <w:rStyle w:val="VerbatimChar"/>
+        </w:rPr>
+        <w:t xml:space="preserve">impact_score</w:t>
+      </w:r>
+      <w:r>
+        <w:t xml:space="preserve"> </w:t>
+      </w:r>
+      <w:r>
+        <w:t xml:space="preserve">+</w:t>
+      </w:r>
+      <w:r>
+        <w:t xml:space="preserve"> </w:t>
+      </w:r>
+      <w:r>
+        <w:rPr>
+          <w:rStyle w:val="VerbatimChar"/>
+        </w:rPr>
+        <w:t xml:space="preserve">impact_summary</w:t>
+      </w:r>
+      <w:r>
+        <w:t xml:space="preserve"> </w:t>
+      </w:r>
+      <w:r>
+        <w:t xml:space="preserve">(</w:t>
+      </w:r>
+      <w:r>
+        <w:t xml:space="preserve">“why this matters</w:t>
+      </w:r>
+      <w:r>
+        <w:t xml:space="preserve"> </w:t>
+      </w:r>
+      <w:r>
+        <w:t xml:space="preserve">to you”</w:t>
+      </w:r>
+      <w:r>
+        <w:t xml:space="preserve">). Stories rank by</w:t>
+      </w:r>
+      <w:r>
+        <w:t xml:space="preserve"> </w:t>
+      </w:r>
+      <w:r>
+        <w:rPr>
+          <w:rStyle w:val="VerbatimChar"/>
+        </w:rPr>
+        <w:t xml:space="preserve">impact_score × region_relevance</w:t>
+      </w:r>
+      <w:r>
+        <w:t xml:space="preserve">, not recency.</w:t>
+      </w:r>
+    </w:p>
+    <w:p>
+      <w:pPr>
+        <w:pStyle w:val="BodyText"/>
+      </w:pPr>
+      <w:r>
+        <w:rPr>
+          <w:b/>
+          <w:bCs/>
+        </w:rPr>
+        <w:t xml:space="preserve">Content (D-013):</w:t>
+      </w:r>
+      <w:r>
+        <w:t xml:space="preserve"> </w:t>
+      </w:r>
+      <w:r>
+        <w:t xml:space="preserve">the crew analyzes each article’s</w:t>
+      </w:r>
+      <w:r>
+        <w:t xml:space="preserve"> </w:t>
+      </w:r>
+      <w:r>
+        <w:rPr>
+          <w:b/>
+          <w:bCs/>
+        </w:rPr>
+        <w:t xml:space="preserve">full body</w:t>
+      </w:r>
+      <w:r>
+        <w:t xml:space="preserve"> </w:t>
+      </w:r>
+      <w:r>
+        <w:t xml:space="preserve">(fetched ephemerally,</w:t>
+      </w:r>
+      <w:r>
+        <w:t xml:space="preserve"> </w:t>
+      </w:r>
+      <w:r>
+        <w:t xml:space="preserve">not stored — only summaries persist); clustering uses title+lead.</w:t>
+      </w:r>
+      <w:r>
+        <w:t xml:space="preserve"> </w:t>
+      </w:r>
+      <w:r>
+        <w:rPr>
+          <w:b/>
+          <w:bCs/>
+        </w:rPr>
+        <w:t xml:space="preserve">Source memory (D-014):</w:t>
+      </w:r>
+      <w:r>
+        <w:t xml:space="preserve"> </w:t>
+      </w:r>
+      <w:r>
+        <w:t xml:space="preserve">the Bias agent reads + updates a</w:t>
+      </w:r>
+      <w:r>
+        <w:t xml:space="preserve"> </w:t>
+      </w:r>
+      <w:r>
+        <w:rPr>
+          <w:rStyle w:val="VerbatimChar"/>
+        </w:rPr>
+        <w:t xml:space="preserve">sources</w:t>
+      </w:r>
+      <w:r>
+        <w:t xml:space="preserve"> </w:t>
+      </w:r>
+      <w:r>
+        <w:t xml:space="preserve">reputation table so lean ratings reflect a track</w:t>
+      </w:r>
+      <w:r>
+        <w:t xml:space="preserve"> </w:t>
+      </w:r>
+      <w:r>
+        <w:t xml:space="preserve">record, not a one-shot guess.</w:t>
+      </w:r>
+    </w:p>
+    <w:p>
+      <w:pPr>
+        <w:pStyle w:val="BodyText"/>
+      </w:pPr>
+      <w:r>
         <w:t xml:space="preserve">The</w:t>
       </w:r>
       <w:r>
@@ -1034,13 +1286,43 @@
         <w:t xml:space="preserve"> </w:t>
       </w:r>
       <w:r>
-        <w:t xml:space="preserve">— curated cross-region list (Reuters, AP, BBC, Al Jazeera, CNBC, plus</w:t>
-      </w:r>
-      <w:r>
-        <w:t xml:space="preserve"> </w:t>
-      </w:r>
-      <w:r>
-        <w:t xml:space="preserve">regional/Indonesian + Asian outlets) for reliable, attributed coverage.</w:t>
+        <w:t xml:space="preserve">— international (Reuters, AP, BBC, Al Jazeera, CNBC)</w:t>
+      </w:r>
+      <w:r>
+        <w:t xml:space="preserve"> </w:t>
+      </w:r>
+      <w:r>
+        <w:rPr>
+          <w:b/>
+          <w:bCs/>
+        </w:rPr>
+        <w:t xml:space="preserve">plus Indonesian</w:t>
+      </w:r>
+      <w:r>
+        <w:rPr>
+          <w:b/>
+          <w:bCs/>
+        </w:rPr>
+        <w:t xml:space="preserve"> </w:t>
+      </w:r>
+      <w:r>
+        <w:rPr>
+          <w:b/>
+          <w:bCs/>
+        </w:rPr>
+        <w:t xml:space="preserve">outlets</w:t>
+      </w:r>
+      <w:r>
+        <w:t xml:space="preserve"> </w:t>
+      </w:r>
+      <w:r>
+        <w:t xml:space="preserve">(Antara, Kompas, Detik, Kontan, CNBC Indonesia, Jakarta Post) weighted highest</w:t>
+      </w:r>
+      <w:r>
+        <w:t xml:space="preserve"> </w:t>
+      </w:r>
+      <w:r>
+        <w:t xml:space="preserve">for the home-region angle (D-012), plus regional/Asian sources.</w:t>
       </w:r>
     </w:p>
     <w:p>
@@ -1573,7 +1855,58 @@
         <w:t xml:space="preserve"> </w:t>
       </w:r>
       <w:r>
-        <w:t xml:space="preserve">— one per cluster: topic, source spread, neutral synthesis, layers, sentiment.</w:t>
+        <w:t xml:space="preserve">— one per cluster: topic, source spread, neutral synthesis, layers, sentiment,</w:t>
+      </w:r>
+      <w:r>
+        <w:t xml:space="preserve"> </w:t>
+      </w:r>
+      <w:r>
+        <w:t xml:space="preserve">plus relevance fields (</w:t>
+      </w:r>
+      <w:r>
+        <w:rPr>
+          <w:rStyle w:val="VerbatimChar"/>
+        </w:rPr>
+        <w:t xml:space="preserve">impact_score</w:t>
+      </w:r>
+      <w:r>
+        <w:t xml:space="preserve">,</w:t>
+      </w:r>
+      <w:r>
+        <w:t xml:space="preserve"> </w:t>
+      </w:r>
+      <w:r>
+        <w:rPr>
+          <w:rStyle w:val="VerbatimChar"/>
+        </w:rPr>
+        <w:t xml:space="preserve">impact_summary</w:t>
+      </w:r>
+      <w:r>
+        <w:t xml:space="preserve">,</w:t>
+      </w:r>
+      <w:r>
+        <w:t xml:space="preserve"> </w:t>
+      </w:r>
+      <w:r>
+        <w:rPr>
+          <w:rStyle w:val="VerbatimChar"/>
+        </w:rPr>
+        <w:t xml:space="preserve">affected_regions</w:t>
+      </w:r>
+      <w:r>
+        <w:t xml:space="preserve">,</w:t>
+      </w:r>
+      <w:r>
+        <w:t xml:space="preserve"> </w:t>
+      </w:r>
+      <w:r>
+        <w:rPr>
+          <w:rStyle w:val="VerbatimChar"/>
+        </w:rPr>
+        <w:t xml:space="preserve">region_relevance</w:t>
+      </w:r>
+      <w:r>
+        <w:t xml:space="preserve">) per D-012.</w:t>
       </w:r>
     </w:p>
     <w:p>
@@ -1658,6 +1991,64 @@
         <w:t xml:space="preserve">— run metadata + Phoenix trace link, for the developer view.</w:t>
       </w:r>
     </w:p>
+    <w:p>
+      <w:pPr>
+        <w:pStyle w:val="Compact"/>
+        <w:numPr>
+          <w:ilvl w:val="0"/>
+          <w:numId w:val="1004"/>
+        </w:numPr>
+      </w:pPr>
+      <w:r>
+        <w:rPr>
+          <w:rStyle w:val="VerbatimChar"/>
+        </w:rPr>
+        <w:t xml:space="preserve">sources</w:t>
+      </w:r>
+      <w:r>
+        <w:t xml:space="preserve"> </w:t>
+      </w:r>
+      <w:r>
+        <w:t xml:space="preserve">— per-outlet</w:t>
+      </w:r>
+      <w:r>
+        <w:t xml:space="preserve"> </w:t>
+      </w:r>
+      <w:r>
+        <w:rPr>
+          <w:b/>
+          <w:bCs/>
+        </w:rPr>
+        <w:t xml:space="preserve">reputation memory</w:t>
+      </w:r>
+      <w:r>
+        <w:t xml:space="preserve"> </w:t>
+      </w:r>
+      <w:r>
+        <w:t xml:space="preserve">(lean history, reliability, divergence) the</w:t>
+      </w:r>
+      <w:r>
+        <w:t xml:space="preserve"> </w:t>
+      </w:r>
+      <w:r>
+        <w:t xml:space="preserve">Bias agent reads + updates (D-014);</w:t>
+      </w:r>
+      <w:r>
+        <w:t xml:space="preserve"> </w:t>
+      </w:r>
+      <w:r>
+        <w:rPr>
+          <w:rStyle w:val="VerbatimChar"/>
+        </w:rPr>
+        <w:t xml:space="preserve">articles.author</w:t>
+      </w:r>
+      <w:r>
+        <w:t xml:space="preserve"> </w:t>
+      </w:r>
+      <w:r>
+        <w:t xml:space="preserve">captured when present.</w:t>
+      </w:r>
+    </w:p>
     <w:bookmarkEnd w:id="16"/>
     <w:bookmarkStart w:id="17" w:name="Xc4a800dca93814c30f6ed89ed3cab0f2586adf1"/>
     <w:p>
@@ -1708,7 +2099,25 @@
         <w:t xml:space="preserve">“Go deeper →”</w:t>
       </w:r>
       <w:r>
-        <w:t xml:space="preserve">.</w:t>
+        <w:t xml:space="preserve">. Stories</w:t>
+      </w:r>
+      <w:r>
+        <w:t xml:space="preserve"> </w:t>
+      </w:r>
+      <w:r>
+        <w:t xml:space="preserve">ranked by relevance (impact × region), each leading with its impact chain; a quiet</w:t>
+      </w:r>
+      <w:r>
+        <w:t xml:space="preserve"> </w:t>
+      </w:r>
+      <w:r>
+        <w:t xml:space="preserve">“show everything we filtered”</w:t>
+      </w:r>
+      <w:r>
+        <w:t xml:space="preserve"> </w:t>
+      </w:r>
+      <w:r>
+        <w:t xml:space="preserve">reveals the hidden noise.</w:t>
       </w:r>
     </w:p>
     <w:p>
